--- a/3. Python/4. 数据科学/1. NumPy.docx
+++ b/3. Python/4. 数据科学/1. NumPy.docx
@@ -2,7 +2,1727 @@
 <file path=word/document.xml><?xml version="1.0" encoding="utf-8"?>
 <w:document xmlns:wpc="http://schemas.microsoft.com/office/word/2010/wordprocessingCanvas" xmlns:cx="http://schemas.microsoft.com/office/drawing/2014/chartex" xmlns:cx1="http://schemas.microsoft.com/office/drawing/2015/9/8/chartex" xmlns:cx2="http://schemas.microsoft.com/office/drawing/2015/10/21/chartex" xmlns:cx3="http://schemas.microsoft.com/office/drawing/2016/5/9/chartex" xmlns:cx4="http://schemas.microsoft.com/office/drawing/2016/5/10/chartex" xmlns:cx5="http://schemas.microsoft.com/office/drawing/2016/5/11/chartex" xmlns:cx6="http://schemas.microsoft.com/office/drawing/2016/5/12/chartex" xmlns:cx7="http://schemas.microsoft.com/office/drawing/2016/5/13/chartex" xmlns:cx8="http://schemas.microsoft.com/office/drawing/2016/5/14/chartex" xmlns:mc="http://schemas.openxmlformats.org/markup-compatibility/2006" xmlns:aink="http://schemas.microsoft.com/office/drawing/2016/ink" xmlns:am3d="http://schemas.microsoft.com/office/drawing/2017/model3d" xmlns:o="urn:schemas-microsoft-com:office:office" xmlns:oel="http://schemas.microsoft.com/office/2019/extlst" xmlns:r="http://schemas.openxmlformats.org/officeDocument/2006/relationships" xmlns:m="http://schemas.openxmlformats.org/officeDocument/2006/math" xmlns:v="urn:schemas-microsoft-com:vml" xmlns:wp14="http://schemas.microsoft.com/office/word/2010/wordprocessingDrawing" xmlns:wp="http://schemas.openxmlformats.org/drawingml/2006/wordprocessingDrawing" xmlns:w10="urn:schemas-microsoft-com:office:word" xmlns:w="http://schemas.openxmlformats.org/wordprocessingml/2006/main" xmlns:w14="http://schemas.microsoft.com/office/word/2010/wordml" xmlns:w15="http://schemas.microsoft.com/office/word/2012/wordml" xmlns:w16cex="http://schemas.microsoft.com/office/word/2018/wordml/cex" xmlns:w16cid="http://schemas.microsoft.com/office/word/2016/wordml/cid" xmlns:w16="http://schemas.microsoft.com/office/word/2018/wordml" xmlns:w16sdtdh="http://schemas.microsoft.com/office/word/2020/wordml/sdtdatahash" xmlns:w16se="http://schemas.microsoft.com/office/word/2015/wordml/symex" xmlns:wpg="http://schemas.microsoft.com/office/word/2010/wordprocessingGroup" xmlns:wpi="http://schemas.microsoft.com/office/word/2010/wordprocessingInk" xmlns:wne="http://schemas.microsoft.com/office/word/2006/wordml" xmlns:wps="http://schemas.microsoft.com/office/word/2010/wordprocessingShape" mc:Ignorable="w14 w15 w16se w16cid w16 w16cex w16sdtdh wp14">
   <w:body>
-    <w:p/>
+    <w:p>
+      <w:pPr>
+        <w:pStyle w:val="1"/>
+      </w:pPr>
+      <w:r>
+        <w:rPr>
+          <w:rFonts w:hint="eastAsia"/>
+        </w:rPr>
+        <w:t>核心概念</w:t>
+      </w:r>
+    </w:p>
+    <w:p>
+      <w:pPr>
+        <w:pStyle w:val="2"/>
+      </w:pPr>
+      <w:r>
+        <w:rPr>
+          <w:rFonts w:hint="eastAsia"/>
+        </w:rPr>
+        <w:t>常量</w:t>
+      </w:r>
+    </w:p>
+    <w:p>
+      <w:pPr>
+        <w:pStyle w:val="3"/>
+        <w:rPr>
+          <w:rFonts w:hint="eastAsia"/>
+        </w:rPr>
+      </w:pPr>
+      <w:r>
+        <w:rPr>
+          <w:rFonts w:hint="eastAsia"/>
+        </w:rPr>
+        <w:t>特殊值</w:t>
+      </w:r>
+    </w:p>
+    <w:p>
+      <w:pPr>
+        <w:pStyle w:val="3"/>
+        <w:rPr>
+          <w:rFonts w:hint="eastAsia"/>
+        </w:rPr>
+      </w:pPr>
+      <w:r>
+        <w:rPr>
+          <w:rFonts w:hint="eastAsia"/>
+        </w:rPr>
+        <w:t>空值</w:t>
+      </w:r>
+    </w:p>
+    <w:p>
+      <w:pPr>
+        <w:pStyle w:val="3"/>
+        <w:rPr>
+          <w:rFonts w:hint="eastAsia"/>
+        </w:rPr>
+      </w:pPr>
+      <w:r>
+        <w:rPr>
+          <w:rFonts w:hint="eastAsia"/>
+        </w:rPr>
+        <w:t>无穷</w:t>
+      </w:r>
+    </w:p>
+    <w:p>
+      <w:pPr>
+        <w:pStyle w:val="2"/>
+      </w:pPr>
+      <w:r>
+        <w:rPr>
+          <w:rFonts w:hint="eastAsia"/>
+        </w:rPr>
+        <w:t>数据类型</w:t>
+      </w:r>
+    </w:p>
+    <w:p>
+      <w:pPr>
+        <w:pStyle w:val="3"/>
+      </w:pPr>
+      <w:r>
+        <w:rPr>
+          <w:rFonts w:hint="eastAsia"/>
+        </w:rPr>
+        <w:t>类型</w:t>
+      </w:r>
+    </w:p>
+    <w:p>
+      <w:pPr>
+        <w:pStyle w:val="3"/>
+      </w:pPr>
+      <w:r>
+        <w:rPr>
+          <w:rFonts w:hint="eastAsia"/>
+        </w:rPr>
+        <w:t>大小</w:t>
+      </w:r>
+    </w:p>
+    <w:p>
+      <w:pPr>
+        <w:pStyle w:val="3"/>
+        <w:rPr>
+          <w:rFonts w:hint="eastAsia"/>
+        </w:rPr>
+      </w:pPr>
+      <w:r>
+        <w:rPr>
+          <w:rFonts w:hint="eastAsia"/>
+        </w:rPr>
+        <w:t>顺序</w:t>
+      </w:r>
+    </w:p>
+    <w:p>
+      <w:pPr>
+        <w:pStyle w:val="2"/>
+        <w:rPr>
+          <w:rFonts w:hint="eastAsia"/>
+        </w:rPr>
+      </w:pPr>
+      <w:r>
+        <w:rPr>
+          <w:rFonts w:hint="eastAsia"/>
+        </w:rPr>
+        <w:t>结构化数组</w:t>
+      </w:r>
+    </w:p>
+    <w:p>
+      <w:pPr>
+        <w:pStyle w:val="2"/>
+        <w:rPr>
+          <w:rFonts w:hint="eastAsia"/>
+        </w:rPr>
+      </w:pPr>
+      <w:r>
+        <w:rPr>
+          <w:rFonts w:hint="eastAsia"/>
+        </w:rPr>
+        <w:t>时间数组</w:t>
+      </w:r>
+    </w:p>
+    <w:p>
+      <w:pPr>
+        <w:pStyle w:val="2"/>
+      </w:pPr>
+      <w:r>
+        <w:rPr>
+          <w:rFonts w:hint="eastAsia"/>
+        </w:rPr>
+        <w:t>数组对象</w:t>
+      </w:r>
+    </w:p>
+    <w:p>
+      <w:pPr>
+        <w:pStyle w:val="3"/>
+      </w:pPr>
+      <w:proofErr w:type="spellStart"/>
+      <w:r>
+        <w:rPr>
+          <w:rFonts w:hint="eastAsia"/>
+        </w:rPr>
+        <w:t>ndarray</w:t>
+      </w:r>
+      <w:proofErr w:type="spellEnd"/>
+    </w:p>
+    <w:p>
+      <w:pPr>
+        <w:pStyle w:val="3"/>
+        <w:rPr>
+          <w:rFonts w:hint="eastAsia"/>
+        </w:rPr>
+      </w:pPr>
+      <w:r>
+        <w:rPr>
+          <w:rFonts w:hint="eastAsia"/>
+        </w:rPr>
+        <w:t>array</w:t>
+      </w:r>
+    </w:p>
+    <w:p>
+      <w:pPr>
+        <w:pStyle w:val="2"/>
+        <w:rPr>
+          <w:rFonts w:hint="eastAsia"/>
+        </w:rPr>
+      </w:pPr>
+      <w:r>
+        <w:rPr>
+          <w:rFonts w:hint="eastAsia"/>
+        </w:rPr>
+        <w:t>自定义数组容器</w:t>
+      </w:r>
+    </w:p>
+    <w:p>
+      <w:pPr>
+        <w:pStyle w:val="2"/>
+        <w:rPr>
+          <w:rFonts w:hint="eastAsia"/>
+        </w:rPr>
+      </w:pPr>
+      <w:r>
+        <w:rPr>
+          <w:rFonts w:hint="eastAsia"/>
+        </w:rPr>
+        <w:t>子类化与标准子类</w:t>
+      </w:r>
+    </w:p>
+    <w:p>
+      <w:pPr>
+        <w:pStyle w:val="1"/>
+      </w:pPr>
+      <w:r>
+        <w:rPr>
+          <w:rFonts w:hint="eastAsia"/>
+        </w:rPr>
+        <w:t>操作变换</w:t>
+      </w:r>
+    </w:p>
+    <w:p>
+      <w:pPr>
+        <w:pStyle w:val="2"/>
+        <w:rPr>
+          <w:rFonts w:hint="eastAsia"/>
+        </w:rPr>
+      </w:pPr>
+      <w:r>
+        <w:rPr>
+          <w:rFonts w:hint="eastAsia"/>
+        </w:rPr>
+        <w:t>广播</w:t>
+      </w:r>
+    </w:p>
+    <w:p>
+      <w:pPr>
+        <w:pStyle w:val="2"/>
+        <w:rPr>
+          <w:rFonts w:hint="eastAsia"/>
+        </w:rPr>
+      </w:pPr>
+      <w:r>
+        <w:rPr>
+          <w:rFonts w:hint="eastAsia"/>
+        </w:rPr>
+        <w:t>通函数</w:t>
+      </w:r>
+    </w:p>
+    <w:p>
+      <w:pPr>
+        <w:pStyle w:val="2"/>
+      </w:pPr>
+      <w:r>
+        <w:rPr>
+          <w:rFonts w:hint="eastAsia"/>
+        </w:rPr>
+        <w:t>基本操作</w:t>
+      </w:r>
+    </w:p>
+    <w:p>
+      <w:pPr>
+        <w:pStyle w:val="3"/>
+      </w:pPr>
+      <w:r>
+        <w:t>Shape</w:t>
+      </w:r>
+    </w:p>
+    <w:p>
+      <w:pPr>
+        <w:pStyle w:val="3"/>
+        <w:rPr>
+          <w:rFonts w:hint="eastAsia"/>
+        </w:rPr>
+      </w:pPr>
+      <w:r>
+        <w:rPr>
+          <w:rFonts w:hint="eastAsia"/>
+        </w:rPr>
+        <w:t>轴变换</w:t>
+      </w:r>
+    </w:p>
+    <w:p>
+      <w:pPr>
+        <w:pStyle w:val="3"/>
+        <w:rPr>
+          <w:rFonts w:hint="eastAsia"/>
+        </w:rPr>
+      </w:pPr>
+      <w:r>
+        <w:rPr>
+          <w:rFonts w:hint="eastAsia"/>
+        </w:rPr>
+        <w:t>维度</w:t>
+      </w:r>
+    </w:p>
+    <w:p>
+      <w:pPr>
+        <w:pStyle w:val="3"/>
+        <w:rPr>
+          <w:rFonts w:hint="eastAsia"/>
+        </w:rPr>
+      </w:pPr>
+      <w:r>
+        <w:rPr>
+          <w:rFonts w:hint="eastAsia"/>
+        </w:rPr>
+        <w:t>构造</w:t>
+      </w:r>
+    </w:p>
+    <w:p>
+      <w:pPr>
+        <w:pStyle w:val="3"/>
+        <w:rPr>
+          <w:rFonts w:hint="eastAsia"/>
+        </w:rPr>
+      </w:pPr>
+      <w:r>
+        <w:rPr>
+          <w:rFonts w:hint="eastAsia"/>
+        </w:rPr>
+        <w:t>增删元素</w:t>
+      </w:r>
+    </w:p>
+    <w:p>
+      <w:pPr>
+        <w:pStyle w:val="3"/>
+        <w:rPr>
+          <w:rFonts w:hint="eastAsia"/>
+        </w:rPr>
+      </w:pPr>
+      <w:r>
+        <w:rPr>
+          <w:rFonts w:hint="eastAsia"/>
+        </w:rPr>
+        <w:t>重排元素</w:t>
+      </w:r>
+    </w:p>
+    <w:p>
+      <w:pPr>
+        <w:pStyle w:val="2"/>
+      </w:pPr>
+      <w:r>
+        <w:rPr>
+          <w:rFonts w:hint="eastAsia"/>
+        </w:rPr>
+        <w:t>排序搜索</w:t>
+      </w:r>
+    </w:p>
+    <w:p>
+      <w:pPr>
+        <w:pStyle w:val="3"/>
+        <w:rPr>
+          <w:rFonts w:hint="eastAsia"/>
+        </w:rPr>
+      </w:pPr>
+      <w:r>
+        <w:rPr>
+          <w:rFonts w:hint="eastAsia"/>
+        </w:rPr>
+        <w:t>极值</w:t>
+      </w:r>
+    </w:p>
+    <w:p>
+      <w:pPr>
+        <w:pStyle w:val="3"/>
+        <w:rPr>
+          <w:rFonts w:hint="eastAsia"/>
+        </w:rPr>
+      </w:pPr>
+      <w:r>
+        <w:rPr>
+          <w:rFonts w:hint="eastAsia"/>
+        </w:rPr>
+        <w:t>搜索</w:t>
+      </w:r>
+    </w:p>
+    <w:p>
+      <w:pPr>
+        <w:pStyle w:val="3"/>
+        <w:rPr>
+          <w:rFonts w:hint="eastAsia"/>
+        </w:rPr>
+      </w:pPr>
+      <w:r>
+        <w:rPr>
+          <w:rFonts w:hint="eastAsia"/>
+        </w:rPr>
+        <w:lastRenderedPageBreak/>
+        <w:t>排序</w:t>
+      </w:r>
+    </w:p>
+    <w:p>
+      <w:pPr>
+        <w:pStyle w:val="2"/>
+      </w:pPr>
+      <w:r>
+        <w:rPr>
+          <w:rFonts w:hint="eastAsia"/>
+        </w:rPr>
+        <w:t>集合操作</w:t>
+      </w:r>
+    </w:p>
+    <w:p>
+      <w:pPr>
+        <w:pStyle w:val="3"/>
+        <w:rPr>
+          <w:rFonts w:hint="eastAsia"/>
+        </w:rPr>
+      </w:pPr>
+      <w:r>
+        <w:rPr>
+          <w:rFonts w:hint="eastAsia"/>
+        </w:rPr>
+        <w:t>包含</w:t>
+      </w:r>
+    </w:p>
+    <w:p>
+      <w:pPr>
+        <w:pStyle w:val="3"/>
+        <w:rPr>
+          <w:rFonts w:hint="eastAsia"/>
+        </w:rPr>
+      </w:pPr>
+      <w:r>
+        <w:rPr>
+          <w:rFonts w:hint="eastAsia"/>
+        </w:rPr>
+        <w:t>交集</w:t>
+      </w:r>
+    </w:p>
+    <w:p>
+      <w:pPr>
+        <w:pStyle w:val="3"/>
+        <w:rPr>
+          <w:rFonts w:hint="eastAsia"/>
+        </w:rPr>
+      </w:pPr>
+      <w:r>
+        <w:rPr>
+          <w:rFonts w:hint="eastAsia"/>
+        </w:rPr>
+        <w:t>并集</w:t>
+      </w:r>
+    </w:p>
+    <w:p>
+      <w:pPr>
+        <w:pStyle w:val="3"/>
+        <w:rPr>
+          <w:rFonts w:hint="eastAsia"/>
+        </w:rPr>
+      </w:pPr>
+      <w:r>
+        <w:rPr>
+          <w:rFonts w:hint="eastAsia"/>
+        </w:rPr>
+        <w:t>差集</w:t>
+      </w:r>
+    </w:p>
+    <w:p>
+      <w:pPr>
+        <w:pStyle w:val="3"/>
+        <w:rPr>
+          <w:rFonts w:hint="eastAsia"/>
+        </w:rPr>
+      </w:pPr>
+      <w:r>
+        <w:rPr>
+          <w:rFonts w:hint="eastAsia"/>
+        </w:rPr>
+        <w:t>异或集</w:t>
+      </w:r>
+    </w:p>
+    <w:p>
+      <w:pPr>
+        <w:pStyle w:val="2"/>
+        <w:rPr>
+          <w:rFonts w:hint="eastAsia"/>
+        </w:rPr>
+      </w:pPr>
+      <w:r>
+        <w:rPr>
+          <w:rFonts w:hint="eastAsia"/>
+        </w:rPr>
+        <w:t>函数式编程</w:t>
+      </w:r>
+    </w:p>
+    <w:p>
+      <w:pPr>
+        <w:pStyle w:val="2"/>
+      </w:pPr>
+      <w:r>
+        <w:rPr>
+          <w:rFonts w:hint="eastAsia"/>
+        </w:rPr>
+        <w:t>测试</w:t>
+      </w:r>
+    </w:p>
+    <w:p>
+      <w:pPr>
+        <w:pStyle w:val="3"/>
+        <w:rPr>
+          <w:rFonts w:hint="eastAsia"/>
+        </w:rPr>
+      </w:pPr>
+      <w:r>
+        <w:rPr>
+          <w:rFonts w:hint="eastAsia"/>
+        </w:rPr>
+        <w:t>相等</w:t>
+      </w:r>
+    </w:p>
+    <w:p>
+      <w:pPr>
+        <w:pStyle w:val="3"/>
+        <w:rPr>
+          <w:rFonts w:hint="eastAsia"/>
+        </w:rPr>
+      </w:pPr>
+      <w:r>
+        <w:rPr>
+          <w:rFonts w:hint="eastAsia"/>
+        </w:rPr>
+        <w:t>相近</w:t>
+      </w:r>
+    </w:p>
+    <w:p>
+      <w:pPr>
+        <w:pStyle w:val="3"/>
+        <w:rPr>
+          <w:rFonts w:hint="eastAsia"/>
+        </w:rPr>
+      </w:pPr>
+      <w:r>
+        <w:rPr>
+          <w:rFonts w:hint="eastAsia"/>
+        </w:rPr>
+        <w:t>小于</w:t>
+      </w:r>
+    </w:p>
+    <w:p>
+      <w:pPr>
+        <w:pStyle w:val="3"/>
+        <w:rPr>
+          <w:rFonts w:hint="eastAsia"/>
+        </w:rPr>
+      </w:pPr>
+      <w:r>
+        <w:rPr>
+          <w:rFonts w:hint="eastAsia"/>
+        </w:rPr>
+        <w:t>异常</w:t>
+      </w:r>
+    </w:p>
+    <w:p>
+      <w:pPr>
+        <w:pStyle w:val="1"/>
+      </w:pPr>
+      <w:r>
+        <w:rPr>
+          <w:rFonts w:hint="eastAsia"/>
+        </w:rPr>
+        <w:t>数值计算</w:t>
+      </w:r>
+    </w:p>
+    <w:p>
+      <w:pPr>
+        <w:pStyle w:val="2"/>
+      </w:pPr>
+      <w:r>
+        <w:rPr>
+          <w:rFonts w:hint="eastAsia"/>
+        </w:rPr>
+        <w:t>数学函数</w:t>
+      </w:r>
+    </w:p>
+    <w:p>
+      <w:pPr>
+        <w:pStyle w:val="3"/>
+        <w:rPr>
+          <w:rFonts w:hint="eastAsia"/>
+        </w:rPr>
+      </w:pPr>
+      <w:r>
+        <w:rPr>
+          <w:rFonts w:hint="eastAsia"/>
+        </w:rPr>
+        <w:t>三角</w:t>
+      </w:r>
+      <w:r>
+        <w:rPr>
+          <w:rFonts w:hint="eastAsia"/>
+        </w:rPr>
+        <w:t>/</w:t>
+      </w:r>
+      <w:r>
+        <w:rPr>
+          <w:rFonts w:hint="eastAsia"/>
+        </w:rPr>
+        <w:t>双曲函数</w:t>
+      </w:r>
+    </w:p>
+    <w:p>
+      <w:pPr>
+        <w:pStyle w:val="3"/>
+        <w:rPr>
+          <w:rFonts w:hint="eastAsia"/>
+        </w:rPr>
+      </w:pPr>
+      <w:r>
+        <w:rPr>
+          <w:rFonts w:hint="eastAsia"/>
+        </w:rPr>
+        <w:t>指数和对数</w:t>
+      </w:r>
+    </w:p>
+    <w:p>
+      <w:pPr>
+        <w:pStyle w:val="3"/>
+        <w:rPr>
+          <w:rFonts w:hint="eastAsia"/>
+        </w:rPr>
+      </w:pPr>
+      <w:r>
+        <w:rPr>
+          <w:rFonts w:hint="eastAsia"/>
+        </w:rPr>
+        <w:t>算术操作</w:t>
+      </w:r>
+    </w:p>
+    <w:p>
+      <w:pPr>
+        <w:pStyle w:val="3"/>
+        <w:rPr>
+          <w:rFonts w:hint="eastAsia"/>
+        </w:rPr>
+      </w:pPr>
+      <w:r>
+        <w:rPr>
+          <w:rFonts w:hint="eastAsia"/>
+        </w:rPr>
+        <w:t>自动域</w:t>
+      </w:r>
+    </w:p>
+    <w:p>
+      <w:pPr>
+        <w:pStyle w:val="2"/>
+      </w:pPr>
+      <w:r>
+        <w:rPr>
+          <w:rFonts w:hint="eastAsia"/>
+        </w:rPr>
+        <w:t>数值分析</w:t>
+      </w:r>
+    </w:p>
+    <w:p>
+      <w:pPr>
+        <w:pStyle w:val="3"/>
+        <w:rPr>
+          <w:rFonts w:hint="eastAsia"/>
+        </w:rPr>
+      </w:pPr>
+      <w:r>
+        <w:rPr>
+          <w:rFonts w:hint="eastAsia"/>
+        </w:rPr>
+        <w:t>舍入</w:t>
+      </w:r>
+    </w:p>
+    <w:p>
+      <w:pPr>
+        <w:pStyle w:val="3"/>
+        <w:rPr>
+          <w:rFonts w:hint="eastAsia"/>
+        </w:rPr>
+      </w:pPr>
+      <w:r>
+        <w:rPr>
+          <w:rFonts w:hint="eastAsia"/>
+        </w:rPr>
+        <w:t>和积差</w:t>
+      </w:r>
+    </w:p>
+    <w:p>
+      <w:pPr>
+        <w:pStyle w:val="3"/>
+        <w:rPr>
+          <w:rFonts w:hint="eastAsia"/>
+        </w:rPr>
+      </w:pPr>
+      <w:r>
+        <w:rPr>
+          <w:rFonts w:hint="eastAsia"/>
+        </w:rPr>
+        <w:t>符号函数</w:t>
+      </w:r>
+    </w:p>
+    <w:p>
+      <w:pPr>
+        <w:pStyle w:val="3"/>
+        <w:rPr>
+          <w:rFonts w:hint="eastAsia"/>
+        </w:rPr>
+      </w:pPr>
+      <w:r>
+        <w:rPr>
+          <w:rFonts w:hint="eastAsia"/>
+        </w:rPr>
+        <w:t>截断</w:t>
+      </w:r>
+    </w:p>
+    <w:p>
+      <w:pPr>
+        <w:pStyle w:val="3"/>
+        <w:rPr>
+          <w:rFonts w:hint="eastAsia"/>
+        </w:rPr>
+      </w:pPr>
+      <w:r>
+        <w:rPr>
+          <w:rFonts w:hint="eastAsia"/>
+        </w:rPr>
+        <w:t>插值</w:t>
+      </w:r>
+    </w:p>
+    <w:p>
+      <w:pPr>
+        <w:pStyle w:val="2"/>
+      </w:pPr>
+      <w:r>
+        <w:rPr>
+          <w:rFonts w:hint="eastAsia"/>
+        </w:rPr>
+        <w:t>导数和微积分</w:t>
+      </w:r>
+    </w:p>
+    <w:p>
+      <w:pPr>
+        <w:pStyle w:val="3"/>
+        <w:rPr>
+          <w:rFonts w:hint="eastAsia"/>
+        </w:rPr>
+      </w:pPr>
+      <w:r>
+        <w:rPr>
+          <w:rFonts w:hint="eastAsia"/>
+        </w:rPr>
+        <w:t>梯度</w:t>
+      </w:r>
+    </w:p>
+    <w:p>
+      <w:pPr>
+        <w:pStyle w:val="3"/>
+        <w:rPr>
+          <w:rFonts w:hint="eastAsia"/>
+        </w:rPr>
+      </w:pPr>
+      <w:r>
+        <w:rPr>
+          <w:rFonts w:hint="eastAsia"/>
+        </w:rPr>
+        <w:t>梯形公式</w:t>
+      </w:r>
+    </w:p>
+    <w:p>
+      <w:pPr>
+        <w:pStyle w:val="2"/>
+      </w:pPr>
+      <w:r>
+        <w:rPr>
+          <w:rFonts w:hint="eastAsia"/>
+        </w:rPr>
+        <w:lastRenderedPageBreak/>
+        <w:t>多项式</w:t>
+      </w:r>
+    </w:p>
+    <w:p>
+      <w:pPr>
+        <w:pStyle w:val="3"/>
+      </w:pPr>
+      <w:r>
+        <w:rPr>
+          <w:rFonts w:hint="eastAsia"/>
+        </w:rPr>
+        <w:t>简介</w:t>
+      </w:r>
+    </w:p>
+    <w:p>
+      <w:pPr>
+        <w:pStyle w:val="3"/>
+        <w:rPr>
+          <w:rFonts w:hint="eastAsia"/>
+        </w:rPr>
+      </w:pPr>
+      <w:r>
+        <w:rPr>
+          <w:rFonts w:hint="eastAsia"/>
+        </w:rPr>
+        <w:t>便捷类</w:t>
+      </w:r>
+    </w:p>
+    <w:p>
+      <w:pPr>
+        <w:pStyle w:val="2"/>
+        <w:rPr>
+          <w:rFonts w:hint="eastAsia"/>
+        </w:rPr>
+      </w:pPr>
+      <w:r>
+        <w:rPr>
+          <w:rFonts w:hint="eastAsia"/>
+        </w:rPr>
+        <w:t>关系运算</w:t>
+      </w:r>
+      <w:r>
+        <w:rPr>
+          <w:rFonts w:hint="eastAsia"/>
+        </w:rPr>
+        <w:t>/</w:t>
+      </w:r>
+      <w:r>
+        <w:rPr>
+          <w:rFonts w:hint="eastAsia"/>
+        </w:rPr>
+        <w:t>逻辑运算</w:t>
+      </w:r>
+    </w:p>
+    <w:p>
+      <w:pPr>
+        <w:pStyle w:val="3"/>
+      </w:pPr>
+      <w:r>
+        <w:rPr>
+          <w:rFonts w:hint="eastAsia"/>
+        </w:rPr>
+        <w:t>真值测试</w:t>
+      </w:r>
+    </w:p>
+    <w:p>
+      <w:pPr>
+        <w:pStyle w:val="3"/>
+      </w:pPr>
+      <w:r>
+        <w:rPr>
+          <w:rFonts w:hint="eastAsia"/>
+        </w:rPr>
+        <w:t>值和类型</w:t>
+      </w:r>
+    </w:p>
+    <w:p>
+      <w:pPr>
+        <w:pStyle w:val="3"/>
+      </w:pPr>
+      <w:r>
+        <w:rPr>
+          <w:rFonts w:hint="eastAsia"/>
+        </w:rPr>
+        <w:t>逻辑运算</w:t>
+      </w:r>
+    </w:p>
+    <w:p>
+      <w:pPr>
+        <w:pStyle w:val="3"/>
+        <w:rPr>
+          <w:rFonts w:hint="eastAsia"/>
+        </w:rPr>
+      </w:pPr>
+      <w:r>
+        <w:rPr>
+          <w:rFonts w:hint="eastAsia"/>
+        </w:rPr>
+        <w:t>比较</w:t>
+      </w:r>
+    </w:p>
+    <w:p>
+      <w:pPr>
+        <w:pStyle w:val="2"/>
+      </w:pPr>
+      <w:r>
+        <w:rPr>
+          <w:rFonts w:hint="eastAsia"/>
+        </w:rPr>
+        <w:t>二进制运算</w:t>
+      </w:r>
+    </w:p>
+    <w:p>
+      <w:pPr>
+        <w:pStyle w:val="3"/>
+      </w:pPr>
+      <w:r>
+        <w:rPr>
+          <w:rFonts w:hint="eastAsia"/>
+        </w:rPr>
+        <w:t>位运算</w:t>
+      </w:r>
+    </w:p>
+    <w:p>
+      <w:pPr>
+        <w:pStyle w:val="3"/>
+      </w:pPr>
+      <w:r>
+        <w:rPr>
+          <w:rFonts w:hint="eastAsia"/>
+        </w:rPr>
+        <w:t>左右移</w:t>
+      </w:r>
+    </w:p>
+    <w:p>
+      <w:pPr>
+        <w:pStyle w:val="3"/>
+        <w:rPr>
+          <w:rFonts w:hint="eastAsia"/>
+        </w:rPr>
+      </w:pPr>
+      <w:r>
+        <w:rPr>
+          <w:rFonts w:hint="eastAsia"/>
+        </w:rPr>
+        <w:t>打包解包</w:t>
+      </w:r>
+    </w:p>
+    <w:p>
+      <w:pPr>
+        <w:pStyle w:val="2"/>
+      </w:pPr>
+      <w:r>
+        <w:rPr>
+          <w:rFonts w:hint="eastAsia"/>
+        </w:rPr>
+        <w:t>字符串</w:t>
+      </w:r>
+    </w:p>
+    <w:p>
+      <w:pPr>
+        <w:pStyle w:val="3"/>
+      </w:pPr>
+      <w:r>
+        <w:rPr>
+          <w:rFonts w:hint="eastAsia"/>
+        </w:rPr>
+        <w:t>基本操作</w:t>
+      </w:r>
+    </w:p>
+    <w:p>
+      <w:pPr>
+        <w:pStyle w:val="3"/>
+      </w:pPr>
+      <w:r>
+        <w:rPr>
+          <w:rFonts w:hint="eastAsia"/>
+        </w:rPr>
+        <w:t>比较</w:t>
+      </w:r>
+    </w:p>
+    <w:p>
+      <w:pPr>
+        <w:pStyle w:val="3"/>
+        <w:rPr>
+          <w:rFonts w:hint="eastAsia"/>
+        </w:rPr>
+      </w:pPr>
+      <w:r>
+        <w:rPr>
+          <w:rFonts w:hint="eastAsia"/>
+        </w:rPr>
+        <w:t>基本信息</w:t>
+      </w:r>
+    </w:p>
+    <w:p>
+      <w:pPr>
+        <w:pStyle w:val="1"/>
+      </w:pPr>
+      <w:r>
+        <w:rPr>
+          <w:rFonts w:hint="eastAsia"/>
+        </w:rPr>
+        <w:t>线性代数</w:t>
+      </w:r>
+    </w:p>
+    <w:p>
+      <w:pPr>
+        <w:pStyle w:val="2"/>
+      </w:pPr>
+      <w:r>
+        <w:rPr>
+          <w:rFonts w:hint="eastAsia"/>
+        </w:rPr>
+        <w:t>数组乘法</w:t>
+      </w:r>
+    </w:p>
+    <w:p>
+      <w:pPr>
+        <w:pStyle w:val="3"/>
+        <w:rPr>
+          <w:rFonts w:hint="eastAsia"/>
+        </w:rPr>
+      </w:pPr>
+      <w:r>
+        <w:rPr>
+          <w:rFonts w:hint="eastAsia"/>
+        </w:rPr>
+        <w:t>点积</w:t>
+      </w:r>
+      <w:r>
+        <w:rPr>
+          <w:rFonts w:hint="eastAsia"/>
+        </w:rPr>
+        <w:t>/</w:t>
+      </w:r>
+      <w:r>
+        <w:rPr>
+          <w:rFonts w:hint="eastAsia"/>
+        </w:rPr>
+        <w:t>内积</w:t>
+      </w:r>
+      <w:r>
+        <w:rPr>
+          <w:rFonts w:hint="eastAsia"/>
+        </w:rPr>
+        <w:t>/</w:t>
+      </w:r>
+      <w:r>
+        <w:rPr>
+          <w:rFonts w:hint="eastAsia"/>
+        </w:rPr>
+        <w:t>数量积</w:t>
+      </w:r>
+      <w:r>
+        <w:rPr>
+          <w:rFonts w:hint="eastAsia"/>
+        </w:rPr>
+        <w:t>/</w:t>
+      </w:r>
+      <w:r>
+        <w:rPr>
+          <w:rFonts w:hint="eastAsia"/>
+        </w:rPr>
+        <w:t>标量积</w:t>
+      </w:r>
+    </w:p>
+    <w:p>
+      <w:pPr>
+        <w:pStyle w:val="3"/>
+        <w:rPr>
+          <w:rFonts w:hint="eastAsia"/>
+        </w:rPr>
+      </w:pPr>
+      <w:r>
+        <w:rPr>
+          <w:rFonts w:hint="eastAsia"/>
+        </w:rPr>
+        <w:t>叉积</w:t>
+      </w:r>
+      <w:r>
+        <w:rPr>
+          <w:rFonts w:hint="eastAsia"/>
+        </w:rPr>
+        <w:t>/</w:t>
+      </w:r>
+      <w:r>
+        <w:rPr>
+          <w:rFonts w:hint="eastAsia"/>
+        </w:rPr>
+        <w:t>外积</w:t>
+      </w:r>
+      <w:r>
+        <w:rPr>
+          <w:rFonts w:hint="eastAsia"/>
+        </w:rPr>
+        <w:t>/</w:t>
+      </w:r>
+      <w:r>
+        <w:rPr>
+          <w:rFonts w:hint="eastAsia"/>
+        </w:rPr>
+        <w:t>向量积</w:t>
+      </w:r>
+    </w:p>
+    <w:p>
+      <w:pPr>
+        <w:pStyle w:val="3"/>
+        <w:rPr>
+          <w:rFonts w:hint="eastAsia"/>
+        </w:rPr>
+      </w:pPr>
+      <w:r>
+        <w:rPr>
+          <w:rFonts w:hint="eastAsia"/>
+        </w:rPr>
+        <w:t>张量积</w:t>
+      </w:r>
+      <w:r>
+        <w:rPr>
+          <w:rFonts w:hint="eastAsia"/>
+        </w:rPr>
+        <w:t>/</w:t>
+      </w:r>
+      <w:r>
+        <w:rPr>
+          <w:rFonts w:hint="eastAsia"/>
+        </w:rPr>
+        <w:t>外积</w:t>
+      </w:r>
+    </w:p>
+    <w:p>
+      <w:pPr>
+        <w:pStyle w:val="3"/>
+        <w:rPr>
+          <w:rFonts w:hint="eastAsia"/>
+        </w:rPr>
+      </w:pPr>
+      <w:r>
+        <w:rPr>
+          <w:rFonts w:hint="eastAsia"/>
+        </w:rPr>
+        <w:t>矩阵乘法</w:t>
+      </w:r>
+    </w:p>
+    <w:p>
+      <w:pPr>
+        <w:pStyle w:val="3"/>
+        <w:rPr>
+          <w:rFonts w:hint="eastAsia"/>
+        </w:rPr>
+      </w:pPr>
+      <w:r>
+        <w:rPr>
+          <w:rFonts w:hint="eastAsia"/>
+        </w:rPr>
+        <w:t>克罗内克积</w:t>
+      </w:r>
+    </w:p>
+    <w:p>
+      <w:pPr>
+        <w:pStyle w:val="3"/>
+        <w:rPr>
+          <w:rFonts w:hint="eastAsia"/>
+        </w:rPr>
+      </w:pPr>
+      <w:r>
+        <w:rPr>
+          <w:rFonts w:hint="eastAsia"/>
+        </w:rPr>
+        <w:t>多矩阵乘法</w:t>
+      </w:r>
+    </w:p>
+    <w:p>
+      <w:pPr>
+        <w:pStyle w:val="2"/>
+      </w:pPr>
+      <w:r>
+        <w:rPr>
+          <w:rFonts w:hint="eastAsia"/>
+        </w:rPr>
+        <w:t>基础概念</w:t>
+      </w:r>
+    </w:p>
+    <w:p>
+      <w:pPr>
+        <w:pStyle w:val="3"/>
+        <w:rPr>
+          <w:rFonts w:hint="eastAsia"/>
+        </w:rPr>
+      </w:pPr>
+      <w:r>
+        <w:rPr>
+          <w:rFonts w:hint="eastAsia"/>
+        </w:rPr>
+        <w:t>范数</w:t>
+      </w:r>
+    </w:p>
+    <w:p>
+      <w:pPr>
+        <w:pStyle w:val="3"/>
+        <w:rPr>
+          <w:rFonts w:hint="eastAsia"/>
+        </w:rPr>
+      </w:pPr>
+      <w:r>
+        <w:rPr>
+          <w:rFonts w:hint="eastAsia"/>
+        </w:rPr>
+        <w:t>行列式、迹</w:t>
+      </w:r>
+    </w:p>
+    <w:p>
+      <w:pPr>
+        <w:pStyle w:val="3"/>
+        <w:rPr>
+          <w:rFonts w:hint="eastAsia"/>
+        </w:rPr>
+      </w:pPr>
+      <w:r>
+        <w:rPr>
+          <w:rFonts w:hint="eastAsia"/>
+        </w:rPr>
+        <w:t>特征值</w:t>
+      </w:r>
+    </w:p>
+    <w:p>
+      <w:pPr>
+        <w:pStyle w:val="2"/>
+      </w:pPr>
+      <w:r>
+        <w:rPr>
+          <w:rFonts w:hint="eastAsia"/>
+        </w:rPr>
+        <w:lastRenderedPageBreak/>
+        <w:t>矩阵运算</w:t>
+      </w:r>
+    </w:p>
+    <w:p>
+      <w:pPr>
+        <w:pStyle w:val="3"/>
+        <w:rPr>
+          <w:rFonts w:hint="eastAsia"/>
+        </w:rPr>
+      </w:pPr>
+      <w:r>
+        <w:rPr>
+          <w:rFonts w:hint="eastAsia"/>
+        </w:rPr>
+        <w:t>矩阵求解</w:t>
+      </w:r>
+    </w:p>
+    <w:p>
+      <w:pPr>
+        <w:pStyle w:val="3"/>
+        <w:rPr>
+          <w:rFonts w:hint="eastAsia"/>
+        </w:rPr>
+      </w:pPr>
+      <w:r>
+        <w:rPr>
+          <w:rFonts w:hint="eastAsia"/>
+        </w:rPr>
+        <w:t>逆矩阵</w:t>
+      </w:r>
+    </w:p>
+    <w:p>
+      <w:pPr>
+        <w:pStyle w:val="3"/>
+        <w:rPr>
+          <w:rFonts w:hint="eastAsia"/>
+        </w:rPr>
+      </w:pPr>
+      <w:r>
+        <w:rPr>
+          <w:rFonts w:hint="eastAsia"/>
+        </w:rPr>
+        <w:t>矩阵分解</w:t>
+      </w:r>
+    </w:p>
+    <w:p>
+      <w:pPr>
+        <w:pStyle w:val="2"/>
+      </w:pPr>
+      <w:proofErr w:type="spellStart"/>
+      <w:r>
+        <w:t>Einsum</w:t>
+      </w:r>
+      <w:proofErr w:type="spellEnd"/>
+    </w:p>
+    <w:p>
+      <w:pPr>
+        <w:pStyle w:val="2"/>
+      </w:pPr>
+      <w:r>
+        <w:t>Padding</w:t>
+      </w:r>
+    </w:p>
+    <w:p>
+      <w:pPr>
+        <w:pStyle w:val="2"/>
+        <w:rPr>
+          <w:rFonts w:hint="eastAsia"/>
+        </w:rPr>
+      </w:pPr>
+      <w:r>
+        <w:rPr>
+          <w:rFonts w:hint="eastAsia"/>
+        </w:rPr>
+        <w:t>卷积</w:t>
+      </w:r>
+    </w:p>
+    <w:p>
+      <w:pPr>
+        <w:pStyle w:val="2"/>
+      </w:pPr>
+      <w:r>
+        <w:rPr>
+          <w:rFonts w:hint="eastAsia"/>
+        </w:rPr>
+        <w:t>掩码运算</w:t>
+      </w:r>
+    </w:p>
+    <w:p>
+      <w:pPr>
+        <w:pStyle w:val="3"/>
+        <w:rPr>
+          <w:rFonts w:hint="eastAsia"/>
+        </w:rPr>
+      </w:pPr>
+      <w:r>
+        <w:rPr>
+          <w:rFonts w:hint="eastAsia"/>
+        </w:rPr>
+        <w:t>简介</w:t>
+      </w:r>
+    </w:p>
+    <w:p>
+      <w:pPr>
+        <w:pStyle w:val="3"/>
+        <w:rPr>
+          <w:rFonts w:hint="eastAsia"/>
+        </w:rPr>
+      </w:pPr>
+      <w:r>
+        <w:rPr>
+          <w:rFonts w:hint="eastAsia"/>
+        </w:rPr>
+        <w:t>创建</w:t>
+      </w:r>
+    </w:p>
+    <w:p>
+      <w:pPr>
+        <w:pStyle w:val="3"/>
+        <w:rPr>
+          <w:rFonts w:hint="eastAsia"/>
+        </w:rPr>
+      </w:pPr>
+      <w:r>
+        <w:rPr>
+          <w:rFonts w:hint="eastAsia"/>
+        </w:rPr>
+        <w:t>获取</w:t>
+      </w:r>
+    </w:p>
+    <w:p>
+      <w:pPr>
+        <w:pStyle w:val="3"/>
+        <w:rPr>
+          <w:rFonts w:hint="eastAsia"/>
+        </w:rPr>
+      </w:pPr>
+      <w:r>
+        <w:rPr>
+          <w:rFonts w:hint="eastAsia"/>
+        </w:rPr>
+        <w:t>修改</w:t>
+      </w:r>
+    </w:p>
+    <w:p>
+      <w:pPr>
+        <w:pStyle w:val="3"/>
+        <w:rPr>
+          <w:rFonts w:hint="eastAsia"/>
+        </w:rPr>
+      </w:pPr>
+      <w:r>
+        <w:rPr>
+          <w:rFonts w:hint="eastAsia"/>
+        </w:rPr>
+        <w:t>索引切片</w:t>
+      </w:r>
+    </w:p>
+    <w:p>
+      <w:pPr>
+        <w:pStyle w:val="3"/>
+        <w:rPr>
+          <w:rFonts w:hint="eastAsia"/>
+        </w:rPr>
+      </w:pPr>
+      <w:r>
+        <w:rPr>
+          <w:rFonts w:hint="eastAsia"/>
+        </w:rPr>
+        <w:t>代数运算</w:t>
+      </w:r>
+    </w:p>
+    <w:p>
+      <w:pPr>
+        <w:pStyle w:val="3"/>
+        <w:rPr>
+          <w:rFonts w:hint="eastAsia"/>
+        </w:rPr>
+      </w:pPr>
+      <w:r>
+        <w:rPr>
+          <w:rFonts w:hint="eastAsia"/>
+        </w:rPr>
+        <w:t>使用案例</w:t>
+      </w:r>
+    </w:p>
+    <w:p>
+      <w:pPr>
+        <w:pStyle w:val="1"/>
+      </w:pPr>
+      <w:r>
+        <w:rPr>
+          <w:rFonts w:hint="eastAsia"/>
+        </w:rPr>
+        <w:t>概率统计</w:t>
+      </w:r>
+    </w:p>
+    <w:p>
+      <w:pPr>
+        <w:pStyle w:val="2"/>
+        <w:rPr>
+          <w:rFonts w:hint="eastAsia"/>
+        </w:rPr>
+      </w:pPr>
+      <w:r>
+        <w:rPr>
+          <w:rFonts w:hint="eastAsia"/>
+        </w:rPr>
+        <w:t>基本指标</w:t>
+      </w:r>
+    </w:p>
+    <w:p>
+      <w:pPr>
+        <w:pStyle w:val="2"/>
+        <w:rPr>
+          <w:rFonts w:hint="eastAsia"/>
+        </w:rPr>
+      </w:pPr>
+      <w:r>
+        <w:rPr>
+          <w:rFonts w:hint="eastAsia"/>
+        </w:rPr>
+        <w:t>相关性</w:t>
+      </w:r>
+    </w:p>
+    <w:p>
+      <w:pPr>
+        <w:pStyle w:val="2"/>
+        <w:rPr>
+          <w:rFonts w:hint="eastAsia"/>
+        </w:rPr>
+      </w:pPr>
+      <w:r>
+        <w:rPr>
+          <w:rFonts w:hint="eastAsia"/>
+        </w:rPr>
+        <w:t>柱状图</w:t>
+      </w:r>
+    </w:p>
+    <w:p>
+      <w:pPr>
+        <w:pStyle w:val="2"/>
+        <w:rPr>
+          <w:rFonts w:hint="eastAsia"/>
+        </w:rPr>
+      </w:pPr>
+      <w:r>
+        <w:rPr>
+          <w:rFonts w:hint="eastAsia"/>
+        </w:rPr>
+        <w:t>计数</w:t>
+      </w:r>
+    </w:p>
+    <w:p>
+      <w:pPr>
+        <w:pStyle w:val="2"/>
+      </w:pPr>
+      <w:r>
+        <w:rPr>
+          <w:rFonts w:hint="eastAsia"/>
+        </w:rPr>
+        <w:t>随机生成器</w:t>
+      </w:r>
+    </w:p>
+    <w:p>
+      <w:pPr>
+        <w:pStyle w:val="3"/>
+      </w:pPr>
+      <w:r>
+        <w:t>Generator</w:t>
+      </w:r>
+    </w:p>
+    <w:p>
+      <w:pPr>
+        <w:pStyle w:val="3"/>
+        <w:rPr>
+          <w:rFonts w:hint="eastAsia"/>
+        </w:rPr>
+      </w:pPr>
+      <w:r>
+        <w:rPr>
+          <w:rFonts w:hint="eastAsia"/>
+        </w:rPr>
+        <w:t>并行</w:t>
+      </w:r>
+    </w:p>
+    <w:p>
+      <w:pPr>
+        <w:pStyle w:val="3"/>
+        <w:rPr>
+          <w:rFonts w:hint="eastAsia"/>
+        </w:rPr>
+      </w:pPr>
+      <w:r>
+        <w:rPr>
+          <w:rFonts w:hint="eastAsia"/>
+        </w:rPr>
+        <w:t>多线程</w:t>
+      </w:r>
+    </w:p>
+    <w:p>
+      <w:pPr>
+        <w:pStyle w:val="3"/>
+        <w:rPr>
+          <w:rFonts w:hint="eastAsia"/>
+        </w:rPr>
+      </w:pPr>
+      <w:r>
+        <w:rPr>
+          <w:rFonts w:hint="eastAsia"/>
+        </w:rPr>
+        <w:t>性能</w:t>
+      </w:r>
+    </w:p>
+    <w:p>
+      <w:pPr>
+        <w:pStyle w:val="3"/>
+        <w:rPr>
+          <w:rFonts w:hint="eastAsia"/>
+        </w:rPr>
+      </w:pPr>
+      <w:r>
+        <w:rPr>
+          <w:rFonts w:hint="eastAsia"/>
+        </w:rPr>
+        <w:t>整数随机序列</w:t>
+      </w:r>
+    </w:p>
+    <w:p>
+      <w:pPr>
+        <w:pStyle w:val="3"/>
+        <w:rPr>
+          <w:rFonts w:hint="eastAsia"/>
+        </w:rPr>
+      </w:pPr>
+      <w:r>
+        <w:rPr>
+          <w:rFonts w:hint="eastAsia"/>
+        </w:rPr>
+        <w:t>均匀随机序列</w:t>
+      </w:r>
+    </w:p>
+    <w:p>
+      <w:pPr>
+        <w:pStyle w:val="3"/>
+        <w:rPr>
+          <w:rFonts w:hint="eastAsia"/>
+        </w:rPr>
+      </w:pPr>
+      <w:r>
+        <w:rPr>
+          <w:rFonts w:hint="eastAsia"/>
+        </w:rPr>
+        <w:t>随机采样</w:t>
+      </w:r>
+    </w:p>
+    <w:p>
+      <w:pPr>
+        <w:pStyle w:val="2"/>
+        <w:rPr>
+          <w:rFonts w:hint="eastAsia"/>
+        </w:rPr>
+      </w:pPr>
+      <w:r>
+        <w:rPr>
+          <w:rFonts w:hint="eastAsia"/>
+        </w:rPr>
+        <w:lastRenderedPageBreak/>
+        <w:t>随机排列</w:t>
+      </w:r>
+    </w:p>
+    <w:p>
+      <w:pPr>
+        <w:pStyle w:val="2"/>
+      </w:pPr>
+      <w:r>
+        <w:rPr>
+          <w:rFonts w:hint="eastAsia"/>
+        </w:rPr>
+        <w:t>随机分布</w:t>
+      </w:r>
+    </w:p>
+    <w:p>
+      <w:pPr>
+        <w:pStyle w:val="3"/>
+        <w:rPr>
+          <w:rFonts w:hint="eastAsia"/>
+        </w:rPr>
+      </w:pPr>
+      <w:r>
+        <w:rPr>
+          <w:rFonts w:hint="eastAsia"/>
+        </w:rPr>
+        <w:t>高斯相关</w:t>
+      </w:r>
+    </w:p>
+    <w:p>
+      <w:pPr>
+        <w:pStyle w:val="3"/>
+        <w:rPr>
+          <w:rFonts w:hint="eastAsia"/>
+        </w:rPr>
+      </w:pPr>
+      <w:r>
+        <w:rPr>
+          <w:rFonts w:hint="eastAsia"/>
+        </w:rPr>
+        <w:t>离散分布</w:t>
+      </w:r>
+    </w:p>
+    <w:p>
+      <w:pPr>
+        <w:pStyle w:val="3"/>
+        <w:rPr>
+          <w:rFonts w:hint="eastAsia"/>
+        </w:rPr>
+      </w:pPr>
+      <w:r>
+        <w:rPr>
+          <w:rFonts w:hint="eastAsia"/>
+        </w:rPr>
+        <w:t>指对数相关</w:t>
+      </w:r>
+    </w:p>
+    <w:p>
+      <w:pPr>
+        <w:pStyle w:val="3"/>
+        <w:rPr>
+          <w:rFonts w:hint="eastAsia"/>
+        </w:rPr>
+      </w:pPr>
+      <w:r>
+        <w:rPr>
+          <w:rFonts w:hint="eastAsia"/>
+        </w:rPr>
+        <w:t>检验相关</w:t>
+      </w:r>
+    </w:p>
+    <w:p>
+      <w:pPr>
+        <w:pStyle w:val="1"/>
+      </w:pPr>
+      <w:r>
+        <w:rPr>
+          <w:rFonts w:hint="eastAsia"/>
+        </w:rPr>
+        <w:t>扩展</w:t>
+      </w:r>
+    </w:p>
+    <w:p>
+      <w:pPr>
+        <w:pStyle w:val="2"/>
+      </w:pPr>
+      <w:proofErr w:type="spellStart"/>
+      <w:r>
+        <w:t>Numba</w:t>
+      </w:r>
+      <w:proofErr w:type="spellEnd"/>
+    </w:p>
+    <w:p>
+      <w:pPr>
+        <w:pStyle w:val="2"/>
+      </w:pPr>
+      <w:r>
+        <w:t>JAX</w:t>
+      </w:r>
+    </w:p>
+    <w:p>
+      <w:pPr>
+        <w:pStyle w:val="2"/>
+      </w:pPr>
+      <w:proofErr w:type="spellStart"/>
+      <w:r>
+        <w:t>Cython</w:t>
+      </w:r>
+      <w:proofErr w:type="spellEnd"/>
+    </w:p>
+    <w:p>
+      <w:pPr>
+        <w:pStyle w:val="2"/>
+      </w:pPr>
+      <w:proofErr w:type="spellStart"/>
+      <w:r>
+        <w:t>CuPy</w:t>
+      </w:r>
+      <w:proofErr w:type="spellEnd"/>
+    </w:p>
+    <w:p>
+      <w:pPr>
+        <w:pStyle w:val="2"/>
+      </w:pPr>
+      <w:r>
+        <w:t>Sparse</w:t>
+      </w:r>
+    </w:p>
+    <w:p>
+      <w:pPr>
+        <w:pStyle w:val="2"/>
+      </w:pPr>
+      <w:proofErr w:type="spellStart"/>
+      <w:r>
+        <w:t>Dask</w:t>
+      </w:r>
+      <w:proofErr w:type="spellEnd"/>
+    </w:p>
+    <w:p>
+      <w:pPr>
+        <w:pStyle w:val="2"/>
+        <w:rPr>
+          <w:rFonts w:hint="eastAsia"/>
+        </w:rPr>
+      </w:pPr>
+      <w:proofErr w:type="spellStart"/>
+      <w:r>
+        <w:t>Xarray</w:t>
+      </w:r>
+      <w:proofErr w:type="spellEnd"/>
+    </w:p>
     <w:sectPr>
       <w:pgSz w:w="11906" w:h="16838"/>
       <w:pgMar w:top="1440" w:right="1800" w:bottom="1440" w:left="1800" w:header="851" w:footer="992" w:gutter="0"/>
@@ -427,17 +2147,17 @@
     <w:link w:val="10"/>
     <w:uiPriority w:val="9"/>
     <w:qFormat/>
-    <w:rsid w:val="000172F0"/>
+    <w:rsid w:val="00BF5340"/>
     <w:pPr>
       <w:keepNext/>
       <w:keepLines/>
-      <w:spacing w:before="480" w:after="80"/>
       <w:outlineLvl w:val="0"/>
     </w:pPr>
     <w:rPr>
-      <w:rFonts w:asciiTheme="majorHAnsi" w:eastAsiaTheme="majorEastAsia" w:hAnsiTheme="majorHAnsi" w:cstheme="majorBidi"/>
-      <w:color w:val="0F4761" w:themeColor="accent1" w:themeShade="BF"/>
-      <w:sz w:val="48"/>
+      <w:rFonts w:cstheme="majorBidi"/>
+      <w:b/>
+      <w:color w:val="000000" w:themeColor="text1"/>
+      <w:sz w:val="28"/>
       <w:szCs w:val="48"/>
     </w:rPr>
   </w:style>
@@ -447,20 +2167,18 @@
     <w:next w:val="a"/>
     <w:link w:val="20"/>
     <w:uiPriority w:val="9"/>
-    <w:semiHidden/>
     <w:unhideWhenUsed/>
     <w:qFormat/>
-    <w:rsid w:val="000172F0"/>
+    <w:rsid w:val="00BF5340"/>
     <w:pPr>
       <w:keepNext/>
       <w:keepLines/>
-      <w:spacing w:before="160" w:after="80"/>
       <w:outlineLvl w:val="1"/>
     </w:pPr>
     <w:rPr>
-      <w:rFonts w:asciiTheme="majorHAnsi" w:eastAsiaTheme="majorEastAsia" w:hAnsiTheme="majorHAnsi" w:cstheme="majorBidi"/>
-      <w:color w:val="0F4761" w:themeColor="accent1" w:themeShade="BF"/>
-      <w:sz w:val="40"/>
+      <w:rFonts w:cstheme="majorBidi"/>
+      <w:b/>
+      <w:color w:val="000000" w:themeColor="text1"/>
       <w:szCs w:val="40"/>
     </w:rPr>
   </w:style>
@@ -471,12 +2189,11 @@
     <w:link w:val="30"/>
     <w:unhideWhenUsed/>
     <w:qFormat/>
-    <w:rsid w:val="009F2338"/>
+    <w:rsid w:val="00BF5340"/>
     <w:pPr>
       <w:outlineLvl w:val="2"/>
     </w:pPr>
     <w:rPr>
-      <w:rFonts w:eastAsia="宋体"/>
       <w:b/>
       <w:bCs/>
       <w:szCs w:val="27"/>
@@ -491,17 +2208,16 @@
     <w:semiHidden/>
     <w:unhideWhenUsed/>
     <w:qFormat/>
-    <w:rsid w:val="000172F0"/>
+    <w:rsid w:val="00BF5340"/>
     <w:pPr>
       <w:keepNext/>
       <w:keepLines/>
-      <w:spacing w:before="80" w:after="40"/>
       <w:outlineLvl w:val="3"/>
     </w:pPr>
     <w:rPr>
-      <w:rFonts w:asciiTheme="minorHAnsi" w:eastAsiaTheme="minorEastAsia" w:hAnsiTheme="minorHAnsi" w:cstheme="majorBidi"/>
-      <w:color w:val="0F4761" w:themeColor="accent1" w:themeShade="BF"/>
-      <w:sz w:val="28"/>
+      <w:rFonts w:cstheme="majorBidi"/>
+      <w:b/>
+      <w:color w:val="000000" w:themeColor="text1"/>
       <w:szCs w:val="28"/>
     </w:rPr>
   </w:style>
@@ -644,9 +2360,9 @@
     <w:name w:val="标题 3 字符"/>
     <w:link w:val="3"/>
     <w:qFormat/>
-    <w:rsid w:val="009F2338"/>
+    <w:rsid w:val="00BF5340"/>
     <w:rPr>
-      <w:rFonts w:eastAsia="宋体"/>
+      <w:rFonts w:ascii="Times New Roman" w:eastAsia="仿宋" w:hAnsi="Times New Roman"/>
       <w:b/>
       <w:bCs/>
       <w:sz w:val="24"/>
@@ -683,11 +2399,12 @@
     <w:basedOn w:val="a1"/>
     <w:link w:val="1"/>
     <w:uiPriority w:val="9"/>
-    <w:rsid w:val="000172F0"/>
+    <w:rsid w:val="00BF5340"/>
     <w:rPr>
-      <w:rFonts w:asciiTheme="majorHAnsi" w:eastAsiaTheme="majorEastAsia" w:hAnsiTheme="majorHAnsi" w:cstheme="majorBidi"/>
-      <w:color w:val="0F4761" w:themeColor="accent1" w:themeShade="BF"/>
-      <w:sz w:val="48"/>
+      <w:rFonts w:ascii="Times New Roman" w:eastAsia="仿宋" w:hAnsi="Times New Roman" w:cstheme="majorBidi"/>
+      <w:b/>
+      <w:color w:val="000000" w:themeColor="text1"/>
+      <w:sz w:val="28"/>
       <w:szCs w:val="48"/>
     </w:rPr>
   </w:style>
@@ -696,12 +2413,12 @@
     <w:basedOn w:val="a1"/>
     <w:link w:val="2"/>
     <w:uiPriority w:val="9"/>
-    <w:semiHidden/>
-    <w:rsid w:val="000172F0"/>
+    <w:rsid w:val="00BF5340"/>
     <w:rPr>
-      <w:rFonts w:asciiTheme="majorHAnsi" w:eastAsiaTheme="majorEastAsia" w:hAnsiTheme="majorHAnsi" w:cstheme="majorBidi"/>
-      <w:color w:val="0F4761" w:themeColor="accent1" w:themeShade="BF"/>
-      <w:sz w:val="40"/>
+      <w:rFonts w:ascii="Times New Roman" w:eastAsia="仿宋" w:hAnsi="Times New Roman" w:cstheme="majorBidi"/>
+      <w:b/>
+      <w:color w:val="000000" w:themeColor="text1"/>
+      <w:sz w:val="24"/>
       <w:szCs w:val="40"/>
     </w:rPr>
   </w:style>
@@ -711,11 +2428,12 @@
     <w:link w:val="4"/>
     <w:uiPriority w:val="9"/>
     <w:semiHidden/>
-    <w:rsid w:val="000172F0"/>
+    <w:rsid w:val="00BF5340"/>
     <w:rPr>
-      <w:rFonts w:cstheme="majorBidi"/>
-      <w:color w:val="0F4761" w:themeColor="accent1" w:themeShade="BF"/>
-      <w:sz w:val="28"/>
+      <w:rFonts w:ascii="Times New Roman" w:eastAsia="仿宋" w:hAnsi="Times New Roman" w:cstheme="majorBidi"/>
+      <w:b/>
+      <w:color w:val="000000" w:themeColor="text1"/>
+      <w:sz w:val="24"/>
       <w:szCs w:val="28"/>
     </w:rPr>
   </w:style>
